--- a/docs/方案书.docx
+++ b/docs/方案书.docx
@@ -5973,33 +5973,69 @@
       </w:pPr>
       <w:r>
         <w:rPr>
-          <w:rFonts w:hint="eastAsia" w:ascii="宋体" w:hAnsi="宋体" w:eastAsia="宋体" w:cs="宋体"/>
-          <w:b/>
-          <w:bCs/>
-        </w:rPr>
-        <w:t xml:space="preserve">质量评估采用</w:t>
-      </w:r>
-      <w:r>
-        <w:rPr>
-          <w:rFonts w:ascii="宋体" w:hAnsi="宋体" w:eastAsia="宋体" w:cs="宋体"/>
-          <w:b/>
-          <w:bCs/>
-        </w:rPr>
-        <w:t xml:space="preserve"> LLM </w:t>
-      </w:r>
-      <w:r>
-        <w:rPr>
-          <w:rFonts w:hint="eastAsia" w:ascii="宋体" w:hAnsi="宋体" w:eastAsia="宋体" w:cs="宋体"/>
-          <w:b/>
-          <w:bCs/>
-        </w:rPr>
-        <w:t xml:space="preserve">评审</w:t>
-      </w:r>
-      <w:r>
-        <w:rPr>
-          <w:rFonts w:hint="eastAsia" w:ascii="宋体" w:hAnsi="宋体" w:eastAsia="宋体" w:cs="宋体"/>
-        </w:rPr>
-        <w:t xml:space="preserve">：10</w:t>
+          <w:rFonts w:ascii="宋体" w:hAnsi="宋体" w:eastAsia="宋体" w:cs="宋体"/>
+          <w:b/>
+          <w:bCs/>
+        </w:rPr>
+        <w:t xml:space="preserve">prefill </w:t>
+      </w:r>
+      <w:r>
+        <w:rPr>
+          <w:rFonts w:hint="eastAsia" w:ascii="宋体" w:hAnsi="宋体" w:eastAsia="宋体" w:cs="宋体"/>
+          <w:b/>
+          <w:bCs/>
+        </w:rPr>
+        <w:t xml:space="preserve">的</w:t>
+      </w:r>
+      <w:r>
+        <w:rPr>
+          <w:rFonts w:ascii="宋体" w:hAnsi="宋体" w:eastAsia="宋体" w:cs="宋体"/>
+          <w:b/>
+          <w:bCs/>
+        </w:rPr>
+        <w:t xml:space="preserve"> +87.8% </w:t>
+      </w:r>
+      <w:r>
+        <w:rPr>
+          <w:rFonts w:hint="eastAsia" w:ascii="宋体" w:hAnsi="宋体" w:eastAsia="宋体" w:cs="宋体"/>
+          <w:b/>
+          <w:bCs/>
+        </w:rPr>
+        <w:t xml:space="preserve">仅适用于</w:t>
+      </w:r>
+      <w:r>
+        <w:rPr>
+          <w:rFonts w:ascii="宋体" w:hAnsi="宋体" w:eastAsia="宋体" w:cs="宋体"/>
+          <w:b/>
+          <w:bCs/>
+        </w:rPr>
+        <w:t xml:space="preserve"> 0.1.1 legacy </w:t>
+      </w:r>
+      <w:r>
+        <w:rPr>
+          <w:rFonts w:hint="eastAsia" w:ascii="宋体" w:hAnsi="宋体" w:eastAsia="宋体" w:cs="宋体"/>
+          <w:b/>
+          <w:bCs/>
+        </w:rPr>
+        <w:t xml:space="preserve">后端</w:t>
+      </w:r>
+      <w:r>
+        <w:rPr>
+          <w:rFonts w:hint="eastAsia" w:ascii="宋体" w:hAnsi="宋体" w:eastAsia="宋体" w:cs="宋体"/>
+        </w:rPr>
+        <w:t xml:space="preserve">：跨运行时复核显示，同一组文件在自编译的</w:t>
+      </w:r>
+      <w:r>
+        <w:rPr>
+          <w:rFonts w:ascii="宋体" w:hAnsi="宋体" w:eastAsia="宋体" w:cs="宋体"/>
+        </w:rPr>
+        <w:t xml:space="preserve"> v0.2.3 </w:t>
+      </w:r>
+      <w:r>
+        <w:rPr>
+          <w:rFonts w:hint="eastAsia" w:ascii="宋体" w:hAnsi="宋体" w:eastAsia="宋体" w:cs="宋体"/>
+        </w:rPr>
+        <w:t xml:space="preserve">上只有</w:t>
       </w:r>
       <w:r>
         <w:t xml:space="preserve"> </w:t>
@@ -6008,31 +6044,7 @@
         <w:rPr>
           <w:rFonts w:hint="eastAsia" w:ascii="宋体" w:hAnsi="宋体" w:eastAsia="宋体" w:cs="宋体"/>
         </w:rPr>
-        <w:t xml:space="preserve">个大模型交叉盲评，人工抽检</w:t>
-      </w:r>
-      <w:r>
-        <w:rPr>
-          <w:rFonts w:ascii="宋体" w:hAnsi="宋体" w:eastAsia="宋体" w:cs="宋体"/>
-        </w:rPr>
-        <w:t xml:space="preserve"> 3 </w:t>
-      </w:r>
-      <w:r>
-        <w:rPr>
-          <w:rFonts w:hint="eastAsia" w:ascii="宋体" w:hAnsi="宋体" w:eastAsia="宋体" w:cs="宋体"/>
-        </w:rPr>
-        <w:t xml:space="preserve">题中</w:t>
-      </w:r>
-      <w:r>
-        <w:rPr>
-          <w:rFonts w:ascii="宋体" w:hAnsi="宋体" w:eastAsia="宋体" w:cs="宋体"/>
-        </w:rPr>
-        <w:t xml:space="preserve"> 2 </w:t>
-      </w:r>
-      <w:r>
-        <w:rPr>
-          <w:rFonts w:hint="eastAsia" w:ascii="宋体" w:hAnsi="宋体" w:eastAsia="宋体" w:cs="宋体"/>
-        </w:rPr>
-        <w:t xml:space="preserve">题一致、1</w:t>
+        <w:t xml:space="preserve">+5.6%（技术文档</w:t>
       </w:r>
       <w:r>
         <w:t xml:space="preserve"> </w:t>
@@ -6041,19 +6053,19 @@
         <w:rPr>
           <w:rFonts w:hint="eastAsia" w:ascii="宋体" w:hAnsi="宋体" w:eastAsia="宋体" w:cs="宋体"/>
         </w:rPr>
-        <w:t xml:space="preserve">题相反——发现</w:t>
-      </w:r>
-      <w:r>
-        <w:rPr>
-          <w:rFonts w:ascii="宋体" w:hAnsi="宋体" w:eastAsia="宋体" w:cs="宋体"/>
-        </w:rPr>
-        <w:t xml:space="preserve"> LLM </w:t>
-      </w:r>
-      <w:r>
-        <w:rPr>
-          <w:rFonts w:hint="eastAsia" w:ascii="宋体" w:hAnsi="宋体" w:eastAsia="宋体" w:cs="宋体"/>
-        </w:rPr>
-        <w:t xml:space="preserve">偏好”长且结构化”的回答，而人类偏好通俗表达。该偏差已如实记录。</w:t>
+        <w:t xml:space="preserve">§8.8）。收益来源是”消除</w:t>
+      </w:r>
+      <w:r>
+        <w:rPr>
+          <w:rFonts w:ascii="宋体" w:hAnsi="宋体" w:eastAsia="宋体" w:cs="宋体"/>
+        </w:rPr>
+        <w:t xml:space="preserve"> legacy </w:t>
+      </w:r>
+      <w:r>
+        <w:rPr>
+          <w:rFonts w:hint="eastAsia" w:ascii="宋体" w:hAnsi="宋体" w:eastAsia="宋体" w:cs="宋体"/>
+        </w:rPr>
+        <w:t xml:space="preserve">后端对非白名单张量类型的惩罚”，而非量化本身带来普适加速——因此不应外推为”任何运行时都能翻倍”。</w:t>
       </w:r>
     </w:p>
     <w:p>
@@ -6066,25 +6078,87 @@
       </w:pPr>
       <w:r>
         <w:rPr>
-          <w:rFonts w:ascii="宋体" w:hAnsi="宋体" w:eastAsia="宋体" w:cs="宋体"/>
-          <w:b/>
-          <w:bCs/>
-        </w:rPr>
-        <w:t xml:space="preserve">GDN </w:t>
-      </w:r>
-      <w:r>
-        <w:rPr>
-          <w:rFonts w:hint="eastAsia" w:ascii="宋体" w:hAnsi="宋体" w:eastAsia="宋体" w:cs="宋体"/>
-          <w:b/>
-          <w:bCs/>
-        </w:rPr>
-        <w:t xml:space="preserve">状态快照未实现</w:t>
-      </w:r>
-      <w:r>
-        <w:rPr>
-          <w:rFonts w:hint="eastAsia" w:ascii="宋体" w:hAnsi="宋体" w:eastAsia="宋体" w:cs="宋体"/>
-        </w:rPr>
-        <w:t xml:space="preserve">：如前所述，为主动取舍。</w:t>
+          <w:rFonts w:hint="eastAsia" w:ascii="宋体" w:hAnsi="宋体" w:eastAsia="宋体" w:cs="宋体"/>
+          <w:b/>
+          <w:bCs/>
+        </w:rPr>
+        <w:t xml:space="preserve">质量评估采用</w:t>
+      </w:r>
+      <w:r>
+        <w:rPr>
+          <w:rFonts w:ascii="宋体" w:hAnsi="宋体" w:eastAsia="宋体" w:cs="宋体"/>
+          <w:b/>
+          <w:bCs/>
+        </w:rPr>
+        <w:t xml:space="preserve"> LLM </w:t>
+      </w:r>
+      <w:r>
+        <w:rPr>
+          <w:rFonts w:hint="eastAsia" w:ascii="宋体" w:hAnsi="宋体" w:eastAsia="宋体" w:cs="宋体"/>
+          <w:b/>
+          <w:bCs/>
+        </w:rPr>
+        <w:t xml:space="preserve">评审</w:t>
+      </w:r>
+      <w:r>
+        <w:rPr>
+          <w:rFonts w:hint="eastAsia" w:ascii="宋体" w:hAnsi="宋体" w:eastAsia="宋体" w:cs="宋体"/>
+        </w:rPr>
+        <w:t xml:space="preserve">：10</w:t>
+      </w:r>
+      <w:r>
+        <w:t xml:space="preserve"> </w:t>
+      </w:r>
+      <w:r>
+        <w:rPr>
+          <w:rFonts w:hint="eastAsia" w:ascii="宋体" w:hAnsi="宋体" w:eastAsia="宋体" w:cs="宋体"/>
+        </w:rPr>
+        <w:t xml:space="preserve">个大模型交叉盲评，人工抽检</w:t>
+      </w:r>
+      <w:r>
+        <w:rPr>
+          <w:rFonts w:ascii="宋体" w:hAnsi="宋体" w:eastAsia="宋体" w:cs="宋体"/>
+        </w:rPr>
+        <w:t xml:space="preserve"> 3 </w:t>
+      </w:r>
+      <w:r>
+        <w:rPr>
+          <w:rFonts w:hint="eastAsia" w:ascii="宋体" w:hAnsi="宋体" w:eastAsia="宋体" w:cs="宋体"/>
+        </w:rPr>
+        <w:t xml:space="preserve">题中</w:t>
+      </w:r>
+      <w:r>
+        <w:rPr>
+          <w:rFonts w:ascii="宋体" w:hAnsi="宋体" w:eastAsia="宋体" w:cs="宋体"/>
+        </w:rPr>
+        <w:t xml:space="preserve"> 2 </w:t>
+      </w:r>
+      <w:r>
+        <w:rPr>
+          <w:rFonts w:hint="eastAsia" w:ascii="宋体" w:hAnsi="宋体" w:eastAsia="宋体" w:cs="宋体"/>
+        </w:rPr>
+        <w:t xml:space="preserve">题一致、1</w:t>
+      </w:r>
+      <w:r>
+        <w:t xml:space="preserve"> </w:t>
+      </w:r>
+      <w:r>
+        <w:rPr>
+          <w:rFonts w:hint="eastAsia" w:ascii="宋体" w:hAnsi="宋体" w:eastAsia="宋体" w:cs="宋体"/>
+        </w:rPr>
+        <w:t xml:space="preserve">题相反——发现</w:t>
+      </w:r>
+      <w:r>
+        <w:rPr>
+          <w:rFonts w:ascii="宋体" w:hAnsi="宋体" w:eastAsia="宋体" w:cs="宋体"/>
+        </w:rPr>
+        <w:t xml:space="preserve"> LLM </w:t>
+      </w:r>
+      <w:r>
+        <w:rPr>
+          <w:rFonts w:hint="eastAsia" w:ascii="宋体" w:hAnsi="宋体" w:eastAsia="宋体" w:cs="宋体"/>
+        </w:rPr>
+        <w:t xml:space="preserve">偏好”长且结构化”的回答，而人类偏好通俗表达。该偏差已如实记录。</w:t>
       </w:r>
     </w:p>
     <w:p>
@@ -6097,6 +6171,37 @@
       </w:pPr>
       <w:r>
         <w:rPr>
+          <w:rFonts w:ascii="宋体" w:hAnsi="宋体" w:eastAsia="宋体" w:cs="宋体"/>
+          <w:b/>
+          <w:bCs/>
+        </w:rPr>
+        <w:t xml:space="preserve">GDN </w:t>
+      </w:r>
+      <w:r>
+        <w:rPr>
+          <w:rFonts w:hint="eastAsia" w:ascii="宋体" w:hAnsi="宋体" w:eastAsia="宋体" w:cs="宋体"/>
+          <w:b/>
+          <w:bCs/>
+        </w:rPr>
+        <w:t xml:space="preserve">状态快照未实现</w:t>
+      </w:r>
+      <w:r>
+        <w:rPr>
+          <w:rFonts w:hint="eastAsia" w:ascii="宋体" w:hAnsi="宋体" w:eastAsia="宋体" w:cs="宋体"/>
+        </w:rPr>
+        <w:t xml:space="preserve">：如前所述，为主动取舍。</w:t>
+      </w:r>
+    </w:p>
+    <w:p>
+      <w:pPr>
+        <w:pStyle w:val="Compact"/>
+        <w:numPr>
+          <w:ilvl w:val="0"/>
+          <w:numId w:val="1001"/>
+        </w:numPr>
+      </w:pPr>
+      <w:r>
+        <w:rPr>
           <w:rFonts w:hint="eastAsia" w:ascii="宋体" w:hAnsi="宋体" w:eastAsia="宋体" w:cs="宋体"/>
           <w:b/>
           <w:bCs/>
@@ -6137,7 +6242,88 @@
         <w:rPr>
           <w:rFonts w:hint="eastAsia" w:ascii="宋体" w:hAnsi="宋体" w:eastAsia="宋体" w:cs="宋体"/>
         </w:rPr>
+        <w:t xml:space="preserve">与</w:t>
+      </w:r>
+      <w:r>
+        <w:rPr>
+          <w:rFonts w:ascii="宋体" w:hAnsi="宋体" w:eastAsia="宋体" w:cs="宋体"/>
+        </w:rPr>
+        <w:t xml:space="preserve"> v0.2.0–v0.2.2 </w:t>
+      </w:r>
+      <w:r>
+        <w:rPr>
+          <w:rFonts w:hint="eastAsia" w:ascii="宋体" w:hAnsi="宋体" w:eastAsia="宋体" w:cs="宋体"/>
+        </w:rPr>
         <w:t xml:space="preserve">未逐一验证。</w:t>
+      </w:r>
+    </w:p>
+    <w:p>
+      <w:pPr>
+        <w:pStyle w:val="Compact"/>
+        <w:numPr>
+          <w:ilvl w:val="0"/>
+          <w:numId w:val="1001"/>
+        </w:numPr>
+      </w:pPr>
+      <w:r>
+        <w:rPr>
+          <w:rFonts w:hint="eastAsia" w:ascii="宋体" w:hAnsi="宋体" w:eastAsia="宋体" w:cs="宋体"/>
+          <w:b/>
+          <w:bCs/>
+        </w:rPr>
+        <w:t xml:space="preserve">性能数据依赖设备状态</w:t>
+      </w:r>
+      <w:r>
+        <w:rPr>
+          <w:rFonts w:hint="eastAsia" w:ascii="宋体" w:hAnsi="宋体" w:eastAsia="宋体" w:cs="宋体"/>
+        </w:rPr>
+        <w:t xml:space="preserve">：</w:t>
+      </w:r>
+      <w:r>
+        <w:rPr>
+          <w:rStyle w:val="VerbatimChar"/>
+          <w:rFonts w:ascii="宋体" w:hAnsi="宋体" w:eastAsia="宋体" w:cs="宋体"/>
+        </w:rPr>
+        <w:t xml:space="preserve">/dev/tcm</w:t>
+      </w:r>
+      <w:r>
+        <w:t xml:space="preserve"> </w:t>
+      </w:r>
+      <w:r>
+        <w:rPr>
+          <w:rFonts w:hint="eastAsia" w:ascii="宋体" w:hAnsi="宋体" w:eastAsia="宋体" w:cs="宋体"/>
+        </w:rPr>
+        <w:t xml:space="preserve">权限不同会使未打补丁的运行时的</w:t>
+      </w:r>
+      <w:r>
+        <w:rPr>
+          <w:rFonts w:ascii="宋体" w:hAnsi="宋体" w:eastAsia="宋体" w:cs="宋体"/>
+        </w:rPr>
+        <w:t xml:space="preserve"> prefill </w:t>
+      </w:r>
+      <w:r>
+        <w:rPr>
+          <w:rFonts w:hint="eastAsia" w:ascii="宋体" w:hAnsi="宋体" w:eastAsia="宋体" w:cs="宋体"/>
+        </w:rPr>
+        <w:t xml:space="preserve">相差</w:t>
+      </w:r>
+      <w:r>
+        <w:t xml:space="preserve"> </w:t>
+      </w:r>
+      <w:r>
+        <w:rPr>
+          <w:rFonts w:hint="eastAsia" w:ascii="宋体" w:hAnsi="宋体" w:eastAsia="宋体" w:cs="宋体"/>
+        </w:rPr>
+        <w:t xml:space="preserve">38%（技术文档</w:t>
+      </w:r>
+      <w:r>
+        <w:t xml:space="preserve"> </w:t>
+      </w:r>
+      <w:r>
+        <w:rPr>
+          <w:rFonts w:hint="eastAsia" w:ascii="宋体" w:hAnsi="宋体" w:eastAsia="宋体" w:cs="宋体"/>
+        </w:rPr>
+        <w:t xml:space="preserve">§8.8）。本文数据均在出厂权限下采集，复现时需核对。</w:t>
       </w:r>
     </w:p>
     <w:p>

--- a/docs/方案书.docx
+++ b/docs/方案书.docx
@@ -307,7 +307,32 @@
         <w:rPr>
           <w:rFonts w:hint="eastAsia" w:ascii="宋体" w:hAnsi="宋体" w:eastAsia="宋体" w:cs="宋体"/>
         </w:rPr>
-        <w:t xml:space="preserve">上，通过自建转换量化管线替代官方预置</w:t>
+        <w:t xml:space="preserve">（K1</w:t>
+      </w:r>
+      <w:r>
+        <w:rPr>
+          <w:rFonts w:ascii="宋体" w:hAnsi="宋体" w:eastAsia="宋体" w:cs="宋体"/>
+        </w:rPr>
+        <w:t xml:space="preserve"> +</w:t>
+      </w:r>
+      <w:r>
+        <w:t xml:space="preserve"> </w:t>
+      </w:r>
+      <w:r>
+        <w:rPr>
+          <w:rStyle w:val="VerbatimChar"/>
+          <w:rFonts w:ascii="宋体" w:hAnsi="宋体" w:eastAsia="宋体" w:cs="宋体"/>
+        </w:rPr>
+        <w:t xml:space="preserve">llama.cpp-tools-spacemit</w:t>
+      </w:r>
+      <w:r>
+        <w:t xml:space="preserve"> </w:t>
+      </w:r>
+      <w:r>
+        <w:rPr>
+          <w:rFonts w:hint="eastAsia" w:ascii="宋体" w:hAnsi="宋体" w:eastAsia="宋体" w:cs="宋体"/>
+        </w:rPr>
+        <w:t xml:space="preserve">0.1.1，即该平台上最快的运行时）上，通过自建转换量化管线替代官方预置</w:t>
       </w:r>
       <w:r>
         <w:t xml:space="preserve"> </w:t>
@@ -449,7 +474,101 @@
     </w:p>
     <w:p>
       <w:pPr>
-        <w:pStyle w:val="BodyText"/>
+        <w:pStyle w:val="BlockText"/>
+      </w:pPr>
+      <w:r>
+        <w:rPr>
+          <w:rFonts w:hint="eastAsia" w:ascii="宋体" w:hAnsi="宋体" w:eastAsia="宋体" w:cs="宋体"/>
+          <w:b/>
+          <w:bCs/>
+        </w:rPr>
+        <w:t xml:space="preserve">适用范围（如实标注）</w:t>
+      </w:r>
+      <w:r>
+        <w:rPr>
+          <w:rFonts w:hint="eastAsia" w:ascii="宋体" w:hAnsi="宋体" w:eastAsia="宋体" w:cs="宋体"/>
+        </w:rPr>
+        <w:t xml:space="preserve">：该收益在</w:t>
+      </w:r>
+      <w:r>
+        <w:rPr>
+          <w:rFonts w:ascii="宋体" w:hAnsi="宋体" w:eastAsia="宋体" w:cs="宋体"/>
+        </w:rPr>
+        <w:t xml:space="preserve"> legacy </w:t>
+      </w:r>
+      <w:r>
+        <w:rPr>
+          <w:rFonts w:hint="eastAsia" w:ascii="宋体" w:hAnsi="宋体" w:eastAsia="宋体" w:cs="宋体"/>
+        </w:rPr>
+        <w:t xml:space="preserve">后端（0.1.1）上成立；换到自编译的</w:t>
+      </w:r>
+      <w:r>
+        <w:rPr>
+          <w:rFonts w:ascii="宋体" w:hAnsi="宋体" w:eastAsia="宋体" w:cs="宋体"/>
+        </w:rPr>
+        <w:t xml:space="preserve"> v0.2.3 </w:t>
+      </w:r>
+      <w:r>
+        <w:rPr>
+          <w:rFonts w:hint="eastAsia" w:ascii="宋体" w:hAnsi="宋体" w:eastAsia="宋体" w:cs="宋体"/>
+        </w:rPr>
+        <w:t xml:space="preserve">新后端，同一组文件只有</w:t>
+      </w:r>
+      <w:r>
+        <w:t xml:space="preserve"> </w:t>
+      </w:r>
+      <w:r>
+        <w:rPr>
+          <w:rFonts w:hint="eastAsia" w:ascii="宋体" w:hAnsi="宋体" w:eastAsia="宋体" w:cs="宋体"/>
+        </w:rPr>
+        <w:t xml:space="preserve">+5.6%——因为该后端在</w:t>
+      </w:r>
+      <w:r>
+        <w:rPr>
+          <w:rFonts w:ascii="宋体" w:hAnsi="宋体" w:eastAsia="宋体" w:cs="宋体"/>
+        </w:rPr>
+        <w:t xml:space="preserve"> K1 </w:t>
+      </w:r>
+      <w:r>
+        <w:rPr>
+          <w:rFonts w:hint="eastAsia" w:ascii="宋体" w:hAnsi="宋体" w:eastAsia="宋体" w:cs="宋体"/>
+        </w:rPr>
+        <w:t xml:space="preserve">上缺</w:t>
+      </w:r>
+      <w:r>
+        <w:t xml:space="preserve"> </w:t>
+      </w:r>
+      <w:r>
+        <w:rPr>
+          <w:rFonts w:hint="eastAsia" w:ascii="宋体" w:hAnsi="宋体" w:eastAsia="宋体" w:cs="宋体"/>
+        </w:rPr>
+        <w:t xml:space="preserve">IME2，整体被压到约</w:t>
+      </w:r>
+      <w:r>
+        <w:rPr>
+          <w:rFonts w:ascii="宋体" w:hAnsi="宋体" w:eastAsia="宋体" w:cs="宋体"/>
+        </w:rPr>
+        <w:t xml:space="preserve"> 1/4 </w:t>
+      </w:r>
+      <w:r>
+        <w:rPr>
+          <w:rFonts w:hint="eastAsia" w:ascii="宋体" w:hAnsi="宋体" w:eastAsia="宋体" w:cs="宋体"/>
+        </w:rPr>
+        <w:t xml:space="preserve">的性能，已无空间体现文件差异（技术文档</w:t>
+      </w:r>
+      <w:r>
+        <w:t xml:space="preserve"> </w:t>
+      </w:r>
+      <w:r>
+        <w:rPr>
+          <w:rFonts w:hint="eastAsia" w:ascii="宋体" w:hAnsi="宋体" w:eastAsia="宋体" w:cs="宋体"/>
+        </w:rPr>
+        <w:t xml:space="preserve">§8.8）。</w:t>
+      </w:r>
+    </w:p>
+    <w:p>
+      <w:pPr>
+        <w:pStyle w:val="FirstParagraph"/>
       </w:pPr>
       <w:r>
         <w:rPr>
